--- a/coffee-shop-project-materials/Промпты_воркшопа.docx
+++ b/coffee-shop-project-materials/Промпты_воркшопа.docx
@@ -12,7 +12,7 @@
     </w:p>
     <w:p>
       <w:r>
-        <w:t>Здесь по порядку собраны команды, которые мы вводим в Claude Cowork на воркшопе. Копируйте их отсюда, чтобы не перепечатывать вручную. Места вроде «Лесная, 7» или «Парковая, 22» — из учебного примера; в своём проекте подставляйте своё.</w:t>
+        <w:t>Здесь по порядку собраны команды, которые мы вводим в Claude Cowork на воркшопе. Номера совпадают с номерами в сценарии: ведущий называет номер промпта — вы копируете его отсюда. Места вроде «Лесная, 7» или «Парковая, 22» — из учебного примера; в своём проекте подставляйте своё.</w:t>
       </w:r>
     </w:p>
     <w:p>

--- a/coffee-shop-project-materials/Промпты_воркшопа.docx
+++ b/coffee-shop-project-materials/Промпты_воркшопа.docx
@@ -35,7 +35,7 @@
         <w:pStyle w:val="Heading3"/>
       </w:pPr>
       <w:r>
-        <w:t>1. Собрать второй мозг под дело (первое сообщение)</w:t>
+        <w:t>1. Блок 1 · Запустить сборку второго мозга (первое сообщение)</w:t>
       </w:r>
     </w:p>
     <w:p>
@@ -48,7 +48,23 @@
           <w:rFonts w:ascii="Consolas" w:hAnsi="Consolas"/>
           <w:sz w:val="20"/>
         </w:rPr>
-        <w:t>Привет. Я занимаюсь кофейным бизнесом. Ты станешь моим вторым мозгом в процессе управления этим бизнесом. Первой задачей возьмём открытие второй точки моей кофейни «Ладья» в Екатеринбурге.</w:t>
+        <w:t>Привет. Я занимаюсь кофейным бизнесом. Ты станешь моим вторым мозгом в процессе</w:t>
+        <w:br/>
+      </w:r>
+      <w:r>
+        <w:rPr>
+          <w:rFonts w:ascii="Consolas" w:hAnsi="Consolas"/>
+          <w:sz w:val="20"/>
+        </w:rPr>
+        <w:t>управления этим бизнесом. Первой задачей возьмём открытие второй точки моей кофейни</w:t>
+        <w:br/>
+      </w:r>
+      <w:r>
+        <w:rPr>
+          <w:rFonts w:ascii="Consolas" w:hAnsi="Consolas"/>
+          <w:sz w:val="20"/>
+        </w:rPr>
+        <w:t>«Ладья» в Екатеринбурге.</w:t>
         <w:br/>
       </w:r>
       <w:r>
@@ -80,7 +96,118 @@
         <w:pStyle w:val="Heading3"/>
       </w:pPr>
       <w:r>
-        <w:t>2. Демо 1 · Анализ отзывов</w:t>
+        <w:t>2. Блок 1 · Ответ конструктору: чем занимаюсь</w:t>
+      </w:r>
+    </w:p>
+    <w:p>
+      <w:pPr>
+        <w:shd w:val="clear" w:fill="F2F2F2"/>
+        <w:ind w:left="120"/>
+      </w:pPr>
+      <w:r>
+        <w:rPr>
+          <w:rFonts w:ascii="Consolas" w:hAnsi="Consolas"/>
+          <w:sz w:val="20"/>
+        </w:rPr>
+        <w:t>Веду кофейный бизнес «Ладья»: решения, контрагенты, найм, финансы, маркетинг. Это мозг</w:t>
+        <w:br/>
+      </w:r>
+      <w:r>
+        <w:rPr>
+          <w:rFonts w:ascii="Consolas" w:hAnsi="Consolas"/>
+          <w:sz w:val="20"/>
+        </w:rPr>
+        <w:t>для ведения дела, а не для разработки софта или научного ресёрча — под разные задачи мозг</w:t>
+        <w:br/>
+      </w:r>
+      <w:r>
+        <w:rPr>
+          <w:rFonts w:ascii="Consolas" w:hAnsi="Consolas"/>
+          <w:sz w:val="20"/>
+        </w:rPr>
+        <w:t>собирается по-разному.</w:t>
+      </w:r>
+    </w:p>
+    <w:p>
+      <w:pPr>
+        <w:pStyle w:val="Heading3"/>
+      </w:pPr>
+      <w:r>
+        <w:t>3. Блок 1 · Ответ конструктору: код и роли</w:t>
+      </w:r>
+    </w:p>
+    <w:p>
+      <w:pPr>
+        <w:shd w:val="clear" w:fill="F2F2F2"/>
+        <w:ind w:left="120"/>
+      </w:pPr>
+      <w:r>
+        <w:rPr>
+          <w:rFonts w:ascii="Consolas" w:hAnsi="Consolas"/>
+          <w:sz w:val="20"/>
+        </w:rPr>
+        <w:t>Своего кода и сайта пока нет — лендинг соберём в финале, тогда и подключим работу с кодом.</w:t>
+        <w:br/>
+      </w:r>
+      <w:r>
+        <w:rPr>
+          <w:rFonts w:ascii="Consolas" w:hAnsi="Consolas"/>
+          <w:sz w:val="20"/>
+        </w:rPr>
+        <w:t>Из помощников по ходу заведём юриста и финансиста — добавим одной фразой, когда понадобятся.</w:t>
+      </w:r>
+    </w:p>
+    <w:p>
+      <w:pPr>
+        <w:pStyle w:val="Heading3"/>
+      </w:pPr>
+      <w:r>
+        <w:t>4. Блок 1 · Ответ конструктору: дело, цель, источники, валюта</w:t>
+      </w:r>
+    </w:p>
+    <w:p>
+      <w:pPr>
+        <w:shd w:val="clear" w:fill="F2F2F2"/>
+        <w:ind w:left="120"/>
+      </w:pPr>
+      <w:r>
+        <w:rPr>
+          <w:rFonts w:ascii="Consolas" w:hAnsi="Consolas"/>
+          <w:sz w:val="20"/>
+        </w:rPr>
+        <w:t>Кофейня «Ладья» с 2023 года. Цель — вести весь бизнес через этот мозг. Первая задача —</w:t>
+        <w:br/>
+      </w:r>
+      <w:r>
+        <w:rPr>
+          <w:rFonts w:ascii="Consolas" w:hAnsi="Consolas"/>
+          <w:sz w:val="20"/>
+        </w:rPr>
+        <w:t>открыть вторую точку (Парковая, ЖК «Зелёный двор») до августа 2026, выбор из трёх помещений.</w:t>
+        <w:br/>
+      </w:r>
+      <w:r>
+        <w:rPr>
+          <w:rFonts w:ascii="Consolas" w:hAnsi="Consolas"/>
+          <w:sz w:val="20"/>
+        </w:rPr>
+        <w:t>Источники — рабочие папки в проекте: бренд/манифест, интервью с основателем, отзывы, локации,</w:t>
+        <w:br/>
+      </w:r>
+      <w:r>
+        <w:rPr>
+          <w:rFonts w:ascii="Consolas" w:hAnsi="Consolas"/>
+          <w:sz w:val="20"/>
+        </w:rPr>
+        <w:t>договор аренды, резюме, меню, КП поставщиков, финансы, презентации. Валюта — рубли, даты ДД.ММ.ГГГГ.</w:t>
+      </w:r>
+    </w:p>
+    <w:p>
+      <w:pPr>
+        <w:pStyle w:val="Heading3"/>
+      </w:pPr>
+      <w:r>
+        <w:t>5. Демо 1 · Анализ отзывов</w:t>
       </w:r>
     </w:p>
     <w:p>
@@ -177,7 +304,7 @@
         <w:pStyle w:val="Heading3"/>
       </w:pPr>
       <w:r>
-        <w:t>3. Демо 1 · Пересохранить в Markdown</w:t>
+        <w:t>6. Демо 1 · Пересохранить в Markdown</w:t>
       </w:r>
     </w:p>
     <w:p>
@@ -198,7 +325,7 @@
         <w:pStyle w:val="Heading3"/>
       </w:pPr>
       <w:r>
-        <w:t>4. Демо 1 · Итерация: раздел про локацию</w:t>
+        <w:t>7. Демо 1 · Итерация: раздел про локацию</w:t>
       </w:r>
     </w:p>
     <w:p>
@@ -219,7 +346,7 @@
         <w:pStyle w:val="Heading3"/>
       </w:pPr>
       <w:r>
-        <w:t>5. Демо 1 · Excel: сравнение поставщиков</w:t>
+        <w:t>8. Демо 1 · Excel: сравнение поставщиков</w:t>
       </w:r>
     </w:p>
     <w:p>
@@ -325,7 +452,7 @@
         <w:pStyle w:val="Heading3"/>
       </w:pPr>
       <w:r>
-        <w:t>6. Демо 1 · Запомнить решение по поставщику</w:t>
+        <w:t>9. Демо 1 · Запомнить решение по поставщику</w:t>
       </w:r>
     </w:p>
     <w:p>
@@ -346,7 +473,7 @@
         <w:pStyle w:val="Heading3"/>
       </w:pPr>
       <w:r>
-        <w:t>7. Демо 2 · Разбор договора аренды</w:t>
+        <w:t>10. Демо 2 · Разбор договора аренды</w:t>
       </w:r>
     </w:p>
     <w:p>
@@ -452,7 +579,7 @@
         <w:pStyle w:val="Heading3"/>
       </w:pPr>
       <w:r>
-        <w:t>8. Демо 2 · Что зафиксировать в wiki?</w:t>
+        <w:t>11. Демо 2 · Что зафиксировать в wiki?</w:t>
       </w:r>
     </w:p>
     <w:p>
@@ -473,7 +600,7 @@
         <w:pStyle w:val="Heading3"/>
       </w:pPr>
       <w:r>
-        <w:t>9. Демо 2 · Письмо контрагенту</w:t>
+        <w:t>12. Демо 2 · Письмо контрагенту</w:t>
       </w:r>
     </w:p>
     <w:p>
@@ -494,7 +621,7 @@
         <w:pStyle w:val="Heading3"/>
       </w:pPr>
       <w:r>
-        <w:t>10. Демо 3 · Ресёрч рынка кофеен</w:t>
+        <w:t>13. Демо 3 · Ресёрч рынка кофеен</w:t>
       </w:r>
     </w:p>
     <w:p>
@@ -616,7 +743,7 @@
         <w:pStyle w:val="Heading3"/>
       </w:pPr>
       <w:r>
-        <w:t>11. Демо 3 · Выводы для второй точки</w:t>
+        <w:t>14. Демо 3 · Выводы для второй точки</w:t>
       </w:r>
     </w:p>
     <w:p>
@@ -637,7 +764,7 @@
         <w:pStyle w:val="Heading3"/>
       </w:pPr>
       <w:r>
-        <w:t>12. Демо 3 · Новая структура презентации</w:t>
+        <w:t>15. Демо 3 · Новая структура презентации</w:t>
       </w:r>
     </w:p>
     <w:p>
@@ -759,7 +886,7 @@
         <w:pStyle w:val="Heading3"/>
       </w:pPr>
       <w:r>
-        <w:t>13. Блок 5.5 · Массовая обработка 20 резюме</w:t>
+        <w:t>16. Блок 7 · Массовая обработка 20 резюме</w:t>
       </w:r>
     </w:p>
     <w:p>
@@ -926,7 +1053,7 @@
         <w:pStyle w:val="Heading3"/>
       </w:pPr>
       <w:r>
-        <w:t>14. Блок 6 · Создать роль юриста</w:t>
+        <w:t>17. Блок 8 · Создать роль юриста</w:t>
       </w:r>
     </w:p>
     <w:p>
@@ -947,7 +1074,7 @@
         <w:pStyle w:val="Heading3"/>
       </w:pPr>
       <w:r>
-        <w:t>15. Блок 6 · Вызвать юриста</w:t>
+        <w:t>18. Блок 8 · Вызвать юриста</w:t>
       </w:r>
     </w:p>
     <w:p>
@@ -976,7 +1103,7 @@
         <w:pStyle w:val="Heading3"/>
       </w:pPr>
       <w:r>
-        <w:t>16. Блок 6 · Вопрос юристу: три риска</w:t>
+        <w:t>19. Блок 8 · Вопрос юристу: три риска</w:t>
       </w:r>
     </w:p>
     <w:p>
@@ -1005,7 +1132,7 @@
         <w:pStyle w:val="Heading3"/>
       </w:pPr>
       <w:r>
-        <w:t>17. Блок 6 · Задача юристу: вопросы по Парковой</w:t>
+        <w:t>20. Блок 8 · Задача юристу: вопросы по Парковой</w:t>
       </w:r>
     </w:p>
     <w:p>
@@ -1058,7 +1185,7 @@
         <w:pStyle w:val="Heading3"/>
       </w:pPr>
       <w:r>
-        <w:t>18. Блок 6.2.5 · Создать роль финансиста</w:t>
+        <w:t>21. Блок 8.2.5 · Создать роль финансиста</w:t>
       </w:r>
     </w:p>
     <w:p>
@@ -1095,7 +1222,7 @@
         <w:pStyle w:val="Heading3"/>
       </w:pPr>
       <w:r>
-        <w:t>19. Блок 6.2.5 · Вопрос финансисту: нормативы</w:t>
+        <w:t>22. Блок 8.2.5 · Вопрос финансисту: нормативы</w:t>
       </w:r>
     </w:p>
     <w:p>
@@ -1132,7 +1259,7 @@
         <w:pStyle w:val="Heading3"/>
       </w:pPr>
       <w:r>
-        <w:t>20. Блок 6.2.5 · Задача финансисту: финпрофиль точки</w:t>
+        <w:t>23. Блок 8.2.5 · Задача финансисту: финпрофиль точки</w:t>
       </w:r>
     </w:p>
     <w:p>
@@ -1200,7 +1327,7 @@
         <w:pStyle w:val="Heading3"/>
       </w:pPr>
       <w:r>
-        <w:t>21. Блок 7 · Claude in Chrome: район Парковой</w:t>
+        <w:t>24. Блок 9 · Claude in Chrome: район Парковой</w:t>
       </w:r>
     </w:p>
     <w:p>
@@ -1284,7 +1411,7 @@
         <w:pStyle w:val="Heading3"/>
       </w:pPr>
       <w:r>
-        <w:t>22. Блок 7 · Запомнить обзор района</w:t>
+        <w:t>25. Блок 9 · Запомнить обзор района</w:t>
       </w:r>
     </w:p>
     <w:p>
@@ -1343,7 +1470,7 @@
         <w:pStyle w:val="Heading3"/>
       </w:pPr>
       <w:r>
-        <w:t>23. Блок 7.5 · Scheduled task: мониторинг конкурентов</w:t>
+        <w:t>26. Блок 10 · Scheduled task: мониторинг конкурентов</w:t>
       </w:r>
     </w:p>
     <w:p>
@@ -1536,7 +1663,7 @@
         <w:pStyle w:val="Heading3"/>
       </w:pPr>
       <w:r>
-        <w:t>24. Блок 8 · Вводный пакет управляющему</w:t>
+        <w:t>27. Блок 11 · Вводный пакет управляющему</w:t>
       </w:r>
     </w:p>
     <w:p>
@@ -1589,7 +1716,7 @@
         <w:pStyle w:val="Heading3"/>
       </w:pPr>
       <w:r>
-        <w:t>25. Блок 8 · Войти в проект новым сотрудником</w:t>
+        <w:t>28. Блок 11 · Войти в проект новым сотрудником</w:t>
       </w:r>
     </w:p>
     <w:p>
@@ -1626,7 +1753,7 @@
         <w:pStyle w:val="Heading3"/>
       </w:pPr>
       <w:r>
-        <w:t>26. Блок 10.5 · Лендинг: разведка жемчужин</w:t>
+        <w:t>29. Блок 14 · Лендинг: разведка жемчужин</w:t>
       </w:r>
     </w:p>
     <w:p>
@@ -1772,7 +1899,7 @@
         <w:pStyle w:val="Heading3"/>
       </w:pPr>
       <w:r>
-        <w:t>27. Блок 10.5 · Лендинг: собрать страницу</w:t>
+        <w:t>30. Блок 14 · Лендинг: собрать страницу</w:t>
       </w:r>
     </w:p>
     <w:p>

--- a/coffee-shop-project-materials/Промпты_воркшопа.docx
+++ b/coffee-shop-project-materials/Промпты_воркшопа.docx
@@ -35,7 +35,7 @@
         <w:pStyle w:val="Heading3"/>
       </w:pPr>
       <w:r>
-        <w:t>1. Блок 1 · Запустить сборку второго мозга (первое сообщение)</w:t>
+        <w:t>1. Блок 1 · Первое сообщение конструктору (кто я и чем занимаюсь)</w:t>
       </w:r>
     </w:p>
     <w:p>
@@ -48,47 +48,7 @@
           <w:rFonts w:ascii="Consolas" w:hAnsi="Consolas"/>
           <w:sz w:val="20"/>
         </w:rPr>
-        <w:t>Привет. Я занимаюсь кофейным бизнесом. Ты станешь моим вторым мозгом в процессе</w:t>
-        <w:br/>
-      </w:r>
-      <w:r>
-        <w:rPr>
-          <w:rFonts w:ascii="Consolas" w:hAnsi="Consolas"/>
-          <w:sz w:val="20"/>
-        </w:rPr>
-        <w:t>управления этим бизнесом. Первой задачей возьмём открытие второй точки моей кофейни</w:t>
-        <w:br/>
-      </w:r>
-      <w:r>
-        <w:rPr>
-          <w:rFonts w:ascii="Consolas" w:hAnsi="Consolas"/>
-          <w:sz w:val="20"/>
-        </w:rPr>
-        <w:t>«Ладья» в Екатеринбурге.</w:t>
-        <w:br/>
-      </w:r>
-      <w:r>
-        <w:rPr>
-          <w:rFonts w:ascii="Consolas" w:hAnsi="Consolas"/>
-          <w:sz w:val="20"/>
-        </w:rPr>
-        <w:t>Прямо в папке проекта лежат мои рабочие папки с материалами вразнобой (бренд,</w:t>
-        <w:br/>
-      </w:r>
-      <w:r>
-        <w:rPr>
-          <w:rFonts w:ascii="Consolas" w:hAnsi="Consolas"/>
-          <w:sz w:val="20"/>
-        </w:rPr>
-        <w:t>договор, резюме, меню, финансы, презентации). Собери мне под это</w:t>
-        <w:br/>
-      </w:r>
-      <w:r>
-        <w:rPr>
-          <w:rFonts w:ascii="Consolas" w:hAnsi="Consolas"/>
-          <w:sz w:val="20"/>
-        </w:rPr>
-        <w:t>второй мозг и наведи порядок.</w:t>
+        <w:t>Я занимаюсь кофейным бизнесом «Ладья» (основатель — Денис Лобанов). Строю себе помощника для управления делом: решения, контрагенты, найм, финансы, маркетинг, договоры, риски. Первой задачей возьмём открытие второй точки кофейни. [Добавьте сюда всё, чем занимаетесь.] Собери под это структуру проекта.</w:t>
       </w:r>
     </w:p>
     <w:p>
@@ -96,7 +56,7 @@
         <w:pStyle w:val="Heading3"/>
       </w:pPr>
       <w:r>
-        <w:t>2. Блок 1 · Ответ конструктору: чем занимаюсь</w:t>
+        <w:t>2. Блок 3 · Обработать занесённые документы</w:t>
       </w:r>
     </w:p>
     <w:p>
@@ -109,23 +69,7 @@
           <w:rFonts w:ascii="Consolas" w:hAnsi="Consolas"/>
           <w:sz w:val="20"/>
         </w:rPr>
-        <w:t>Веду кофейный бизнес «Ладья»: решения, контрагенты, найм, финансы, маркетинг. Это мозг</w:t>
-        <w:br/>
-      </w:r>
-      <w:r>
-        <w:rPr>
-          <w:rFonts w:ascii="Consolas" w:hAnsi="Consolas"/>
-          <w:sz w:val="20"/>
-        </w:rPr>
-        <w:t>для ведения дела, а не для разработки софта или научного ресёрча — под разные задачи мозг</w:t>
-        <w:br/>
-      </w:r>
-      <w:r>
-        <w:rPr>
-          <w:rFonts w:ascii="Consolas" w:hAnsi="Consolas"/>
-          <w:sz w:val="20"/>
-        </w:rPr>
-        <w:t>собирается по-разному.</w:t>
+        <w:t>Первой задачей возьмём открытие второй точки кофейни «Ладья» в Екатеринбурге (выбор из трёх помещений). Я загрузил мои рабочие папки с материалами вразнобой (бренд, договор аренды, резюме бариста, меню, КП поставщиков, финансы, презентации, отзывы). Разбери все эти документы и наведи порядок.</w:t>
       </w:r>
     </w:p>
     <w:p>
@@ -133,81 +77,7 @@
         <w:pStyle w:val="Heading3"/>
       </w:pPr>
       <w:r>
-        <w:t>3. Блок 1 · Ответ конструктору: код и роли</w:t>
-      </w:r>
-    </w:p>
-    <w:p>
-      <w:pPr>
-        <w:shd w:val="clear" w:fill="F2F2F2"/>
-        <w:ind w:left="120"/>
-      </w:pPr>
-      <w:r>
-        <w:rPr>
-          <w:rFonts w:ascii="Consolas" w:hAnsi="Consolas"/>
-          <w:sz w:val="20"/>
-        </w:rPr>
-        <w:t>Своего кода и сайта пока нет — лендинг соберём в финале, тогда и подключим работу с кодом.</w:t>
-        <w:br/>
-      </w:r>
-      <w:r>
-        <w:rPr>
-          <w:rFonts w:ascii="Consolas" w:hAnsi="Consolas"/>
-          <w:sz w:val="20"/>
-        </w:rPr>
-        <w:t>Из помощников по ходу заведём юриста и финансиста — добавим одной фразой, когда понадобятся.</w:t>
-      </w:r>
-    </w:p>
-    <w:p>
-      <w:pPr>
-        <w:pStyle w:val="Heading3"/>
-      </w:pPr>
-      <w:r>
-        <w:t>4. Блок 1 · Ответ конструктору: дело, цель, источники, валюта</w:t>
-      </w:r>
-    </w:p>
-    <w:p>
-      <w:pPr>
-        <w:shd w:val="clear" w:fill="F2F2F2"/>
-        <w:ind w:left="120"/>
-      </w:pPr>
-      <w:r>
-        <w:rPr>
-          <w:rFonts w:ascii="Consolas" w:hAnsi="Consolas"/>
-          <w:sz w:val="20"/>
-        </w:rPr>
-        <w:t>Кофейня «Ладья» с 2023 года. Цель — вести весь бизнес через этот мозг. Первая задача —</w:t>
-        <w:br/>
-      </w:r>
-      <w:r>
-        <w:rPr>
-          <w:rFonts w:ascii="Consolas" w:hAnsi="Consolas"/>
-          <w:sz w:val="20"/>
-        </w:rPr>
-        <w:t>открыть вторую точку (Парковая, ЖК «Зелёный двор») до августа 2026, выбор из трёх помещений.</w:t>
-        <w:br/>
-      </w:r>
-      <w:r>
-        <w:rPr>
-          <w:rFonts w:ascii="Consolas" w:hAnsi="Consolas"/>
-          <w:sz w:val="20"/>
-        </w:rPr>
-        <w:t>Источники — рабочие папки в проекте: бренд/манифест, интервью с основателем, отзывы, локации,</w:t>
-        <w:br/>
-      </w:r>
-      <w:r>
-        <w:rPr>
-          <w:rFonts w:ascii="Consolas" w:hAnsi="Consolas"/>
-          <w:sz w:val="20"/>
-        </w:rPr>
-        <w:t>договор аренды, резюме, меню, КП поставщиков, финансы, презентации. Валюта — рубли, даты ДД.ММ.ГГГГ.</w:t>
-      </w:r>
-    </w:p>
-    <w:p>
-      <w:pPr>
-        <w:pStyle w:val="Heading3"/>
-      </w:pPr>
-      <w:r>
-        <w:t>5. Демо 1 · Анализ отзывов</w:t>
+        <w:t>3. Демо 1 · Анализ отзывов</w:t>
       </w:r>
     </w:p>
     <w:p>
@@ -235,7 +105,7 @@
           <w:rFonts w:ascii="Consolas" w:hAnsi="Consolas"/>
           <w:sz w:val="20"/>
         </w:rPr>
-        <w:t>Найди отзывы первой точки, сделай аналитический отчёт по этим отзывам:</w:t>
+        <w:t>Найди этот файл, сделай аналитический отчёт по отзывам:</w:t>
         <w:br/>
       </w:r>
       <w:r>
@@ -250,7 +120,7 @@
           <w:rFonts w:ascii="Consolas" w:hAnsi="Consolas"/>
           <w:sz w:val="20"/>
         </w:rPr>
-        <w:t>1. Раздели все жалобы и пожелания на категории (например: цены, скорость, шум, мебель, и т.д.).</w:t>
+        <w:t>1. Раздели все жалобы и пожелания на категории (например: цены, скорость, шум, мебель, освещение, ассортимент).</w:t>
         <w:br/>
       </w:r>
       <w:r>
@@ -304,7 +174,7 @@
         <w:pStyle w:val="Heading3"/>
       </w:pPr>
       <w:r>
-        <w:t>6. Демо 1 · Пересохранить в Markdown</w:t>
+        <w:t>4. Демо 1 · Итерация: раздел про локацию</w:t>
       </w:r>
     </w:p>
     <w:p>
@@ -317,7 +187,7 @@
           <w:rFonts w:ascii="Consolas" w:hAnsi="Consolas"/>
           <w:sz w:val="20"/>
         </w:rPr>
-        <w:t>Давай пересохраним этот анализ в md. Потом удали .docx</w:t>
+        <w:t>Хорошо. Теперь добавь в этот отчёт раздел «Что нужно учесть при выборе локации второй точки» — на основе тех жалоб, где люди критикуют конкретные физические параметры (шум, освещение, розетки, мебель, температура у входа). 5-7 пунктов, по каждому — что именно учитывать/делать.</w:t>
       </w:r>
     </w:p>
     <w:p>
@@ -325,28 +195,7 @@
         <w:pStyle w:val="Heading3"/>
       </w:pPr>
       <w:r>
-        <w:t>7. Демо 1 · Итерация: раздел про локацию</w:t>
-      </w:r>
-    </w:p>
-    <w:p>
-      <w:pPr>
-        <w:shd w:val="clear" w:fill="F2F2F2"/>
-        <w:ind w:left="120"/>
-      </w:pPr>
-      <w:r>
-        <w:rPr>
-          <w:rFonts w:ascii="Consolas" w:hAnsi="Consolas"/>
-          <w:sz w:val="20"/>
-        </w:rPr>
-        <w:t>Хорошо. Теперь добавь в этот отчёт раздел «Что нужно учесть при выборе локации второй точки» — на основе тех жалоб, где люди критикуют конкретные физические параметры (шум, освещение, розетки, мебель, температура у входа). 5-7 пунктов, по каждому каждый — что именно учитывать/делать.</w:t>
-      </w:r>
-    </w:p>
-    <w:p>
-      <w:pPr>
-        <w:pStyle w:val="Heading3"/>
-      </w:pPr>
-      <w:r>
-        <w:t>8. Демо 1 · Excel: сравнение поставщиков</w:t>
+        <w:t>5. Демо 1 · Excel: сравнение поставщиков</w:t>
       </w:r>
     </w:p>
     <w:p>
@@ -421,15 +270,7 @@
           <w:rFonts w:ascii="Consolas" w:hAnsi="Consolas"/>
           <w:sz w:val="20"/>
         </w:rPr>
-        <w:t>Сохрани новый файл как Сравнение_поставщиков_2026-05.xlsx.</w:t>
-        <w:br/>
-      </w:r>
-      <w:r>
-        <w:rPr>
-          <w:rFonts w:ascii="Consolas" w:hAnsi="Consolas"/>
-          <w:sz w:val="20"/>
-        </w:rPr>
-        <w:t>Исходный файл не трогай.</w:t>
+        <w:t>Сохрани новый файл как Сравнение_поставщиков_2026-06.xlsx. Исходный файл не трогай.</w:t>
         <w:br/>
       </w:r>
       <w:r>
@@ -452,7 +293,7 @@
         <w:pStyle w:val="Heading3"/>
       </w:pPr>
       <w:r>
-        <w:t>9. Демо 1 · Запомнить решение по поставщику</w:t>
+        <w:t>6. Демо 1 · Запомнить решение по поставщику</w:t>
       </w:r>
     </w:p>
     <w:p>
@@ -465,7 +306,7 @@
           <w:rFonts w:ascii="Consolas" w:hAnsi="Consolas"/>
           <w:sz w:val="20"/>
         </w:rPr>
-        <w:t>Запомни это: по результатам анализа поставщиков выбираем Skuratov так как цена близка к минимуму, доставка не добавляет процентов сверху, постоплата помогает на старте, а низкая минималка даёт возможность тестировать без риска. Coffee Project оставляем как запасного на случай перебоев.</w:t>
+        <w:t>Запомни это: по результатам сравнения поставщиков выбираем Skuratov — цена близка к минимуму, доставка не добавляет процентов сверху, постоплата помогает на старте, а низкая минималка даёт возможность тестировать без риска. Coffee Project оставляем как запасного на случай перебоев.</w:t>
       </w:r>
     </w:p>
     <w:p>
@@ -473,7 +314,7 @@
         <w:pStyle w:val="Heading3"/>
       </w:pPr>
       <w:r>
-        <w:t>10. Демо 2 · Разбор договора аренды</w:t>
+        <w:t>7. Демо 2 · Разбор договора аренды</w:t>
       </w:r>
     </w:p>
     <w:p>
@@ -517,7 +358,7 @@
           <w:rFonts w:ascii="Consolas" w:hAnsi="Consolas"/>
           <w:sz w:val="20"/>
         </w:rPr>
-        <w:t>2. Условия расторжения — кто и как может выйти из договора, что теряет.</w:t>
+        <w:t>2. Условия расторжения — кто и как может выйти из договора, что теряет, что с депозитом.</w:t>
         <w:br/>
       </w:r>
       <w:r>
@@ -579,7 +420,7 @@
         <w:pStyle w:val="Heading3"/>
       </w:pPr>
       <w:r>
-        <w:t>11. Демо 2 · Что зафиксировать в wiki?</w:t>
+        <w:t>8. Демо 2 · Что зафиксировать в wiki?</w:t>
       </w:r>
     </w:p>
     <w:p>
@@ -592,7 +433,7 @@
           <w:rFonts w:ascii="Consolas" w:hAnsi="Consolas"/>
           <w:sz w:val="20"/>
         </w:rPr>
-        <w:t>Здесь есть что-то достаточно важное и долгоиграющее, чтобы зафиксировать в wiki/? Если да — предложи, что именно и в какой раздел.</w:t>
+        <w:t>Здесь есть что-то достаточно важное и долгоиграющее, чтобы зафиксировать в wiki/? Если да — предложи, что стоит запомнить.</w:t>
       </w:r>
     </w:p>
     <w:p>
@@ -600,7 +441,7 @@
         <w:pStyle w:val="Heading3"/>
       </w:pPr>
       <w:r>
-        <w:t>12. Демо 2 · Письмо контрагенту</w:t>
+        <w:t>9. Демо 2 · Письмо контрагенту</w:t>
       </w:r>
     </w:p>
     <w:p>
@@ -613,7 +454,7 @@
           <w:rFonts w:ascii="Consolas" w:hAnsi="Consolas"/>
           <w:sz w:val="20"/>
         </w:rPr>
-        <w:t>Сделай проект имейла для контрагента с нашими замечаниями по договору. По всем критически важным пунктам договора укажи их редакцию, предпочтительную (для нас) редакцию и обоснование запрашиваемого изменения. Документ должен быть готовым для отправки этому арендодателю.</w:t>
+        <w:t>Сделай проект имейла для арендодателя с нашими замечаниями по договору. По всем критически важным пунктам укажи их текущую редакцию, предпочтительную (для нас) редакцию и обоснование запрашиваемого изменения. Документ должен быть готовым для отправки этому арендодателю.</w:t>
       </w:r>
     </w:p>
     <w:p>
@@ -621,7 +462,7 @@
         <w:pStyle w:val="Heading3"/>
       </w:pPr>
       <w:r>
-        <w:t>13. Демо 3 · Ресёрч рынка кофеен</w:t>
+        <w:t>10. Демо 3 · Ресёрч рынка кофеен</w:t>
       </w:r>
     </w:p>
     <w:p>
@@ -657,7 +498,7 @@
           <w:rFonts w:ascii="Consolas" w:hAnsi="Consolas"/>
           <w:sz w:val="20"/>
         </w:rPr>
-        <w:t>— объём рынка, динамика;</w:t>
+        <w:t>— объём и динамика рынка кофеен;</w:t>
         <w:br/>
       </w:r>
       <w:r>
@@ -696,15 +537,7 @@
           <w:rFonts w:ascii="Consolas" w:hAnsi="Consolas"/>
           <w:sz w:val="20"/>
         </w:rPr>
-        <w:t>Сохрани результат как Рынок_кофеен_ресерч.md, со ссылками</w:t>
-        <w:br/>
-      </w:r>
-      <w:r>
-        <w:rPr>
-          <w:rFonts w:ascii="Consolas" w:hAnsi="Consolas"/>
-          <w:sz w:val="20"/>
-        </w:rPr>
-        <w:t>на источники по каждому факту.</w:t>
+        <w:t>Сохрани результат как Рынок_кофеен_ресерч.md, со ссылками на источники по каждому факту.</w:t>
         <w:br/>
       </w:r>
       <w:r>
@@ -719,23 +552,7 @@
           <w:rFonts w:ascii="Consolas" w:hAnsi="Consolas"/>
           <w:sz w:val="20"/>
         </w:rPr>
-        <w:t>После завершения — сделай краткое саммари ключевых цифр (5-7 штук) и предложи,</w:t>
-        <w:br/>
-      </w:r>
-      <w:r>
-        <w:rPr>
-          <w:rFonts w:ascii="Consolas" w:hAnsi="Consolas"/>
-          <w:sz w:val="20"/>
-        </w:rPr>
-        <w:t>стоит ли их зафиксировать в wiki/ (раздел discovery) как наш справочник</w:t>
-        <w:br/>
-      </w:r>
-      <w:r>
-        <w:rPr>
-          <w:rFonts w:ascii="Consolas" w:hAnsi="Consolas"/>
-          <w:sz w:val="20"/>
-        </w:rPr>
-        <w:t>по рынку.</w:t>
+        <w:t>После завершения — сделай краткое саммари ключевых цифр (5-7 штук) и предложи, стоит ли их зафиксировать в wiki как наш справочник по рынку.</w:t>
       </w:r>
     </w:p>
     <w:p>
@@ -743,7 +560,7 @@
         <w:pStyle w:val="Heading3"/>
       </w:pPr>
       <w:r>
-        <w:t>14. Демо 3 · Выводы для второй точки</w:t>
+        <w:t>11. Демо 3 · Выводы для второй точки</w:t>
       </w:r>
     </w:p>
     <w:p>
@@ -756,7 +573,7 @@
           <w:rFonts w:ascii="Consolas" w:hAnsi="Consolas"/>
           <w:sz w:val="20"/>
         </w:rPr>
-        <w:t>По результатам анализа, что это меняет для нашей задачи по открытию второй точки? Может это как-то влияет на нашу существующую кофейню? Если нужно - посмотри в исходные документы, которые ты еще не обрабатывал.</w:t>
+        <w:t>По результатам анализа, что это меняет для нашей задачи по открытию второй точки? Может, это как-то влияет на нашу существующую кофейню или на цифры, которые мы обещаем инвестору? Если нужно — посмотри в исходные документы, которые ты ещё не обрабатывал.</w:t>
       </w:r>
     </w:p>
     <w:p>
@@ -764,7 +581,7 @@
         <w:pStyle w:val="Heading3"/>
       </w:pPr>
       <w:r>
-        <w:t>15. Демо 3 · Новая структура презентации</w:t>
+        <w:t>12. Демо 3 · Новая структура презентации</w:t>
       </w:r>
     </w:p>
     <w:p>
@@ -793,7 +610,7 @@
           <w:rFonts w:ascii="Consolas" w:hAnsi="Consolas"/>
           <w:sz w:val="20"/>
         </w:rPr>
-        <w:t>— стартовый бюджет (Excel);</w:t>
+        <w:t>— стартовый бюджет второй точки (Excel);</w:t>
         <w:br/>
       </w:r>
       <w:r>
@@ -801,7 +618,7 @@
           <w:rFonts w:ascii="Consolas" w:hAnsi="Consolas"/>
           <w:sz w:val="20"/>
         </w:rPr>
-        <w:t>— наш анализ отзывов (сделали в Демо 1);</w:t>
+        <w:t>— наш анализ отзывов первой точки;</w:t>
         <w:br/>
       </w:r>
       <w:r>
@@ -809,7 +626,7 @@
           <w:rFonts w:ascii="Consolas" w:hAnsi="Consolas"/>
           <w:sz w:val="20"/>
         </w:rPr>
-        <w:t>— наш ресёрч по рынку кофеен (сделали в Демо 3).</w:t>
+        <w:t>— наш ресёрч по рынку кофеен.</w:t>
         <w:br/>
       </w:r>
       <w:r>
@@ -824,7 +641,7 @@
           <w:rFonts w:ascii="Consolas" w:hAnsi="Consolas"/>
           <w:sz w:val="20"/>
         </w:rPr>
-        <w:t>Сделай новую структуру презентации для инвестора, 10-12 слайдов. На каждом слайде:</w:t>
+        <w:t>Сделай новую структуру презентации для встречи с инвестором, 10-12 слайдов. На каждом слайде:</w:t>
         <w:br/>
       </w:r>
       <w:r>
@@ -878,7 +695,7 @@
           <w:rFonts w:ascii="Consolas" w:hAnsi="Consolas"/>
           <w:sz w:val="20"/>
         </w:rPr>
-        <w:t>Сохрани как output/черновики/Презентация_v2_структура.pptx.</w:t>
+        <w:t>Сохрани как Презентация_Ладья_v2_структура.pptx.</w:t>
       </w:r>
     </w:p>
     <w:p>
@@ -886,7 +703,7 @@
         <w:pStyle w:val="Heading3"/>
       </w:pPr>
       <w:r>
-        <w:t>16. Блок 7 · Массовая обработка 20 резюме</w:t>
+        <w:t>13. Блок 8 · Массовая обработка 20 резюме</w:t>
       </w:r>
     </w:p>
     <w:p>
@@ -899,15 +716,7 @@
           <w:rFonts w:ascii="Consolas" w:hAnsi="Consolas"/>
           <w:sz w:val="20"/>
         </w:rPr>
-        <w:t>В проекте есть папка с 20 PDF-откликами на вакансию баристы для</w:t>
-        <w:br/>
-      </w:r>
-      <w:r>
-        <w:rPr>
-          <w:rFonts w:ascii="Consolas" w:hAnsi="Consolas"/>
-          <w:sz w:val="20"/>
-        </w:rPr>
-        <w:t>второй точки и файл с требованиями к кандидату.</w:t>
+        <w:t>В проекте есть папка с 20 PDF-откликами на вакансию баристы для второй точки и файл с требованиями к кандидату.</w:t>
         <w:br/>
       </w:r>
       <w:r>
@@ -937,31 +746,7 @@
           <w:rFonts w:ascii="Consolas" w:hAnsi="Consolas"/>
           <w:sz w:val="20"/>
         </w:rPr>
-        <w:t>1. Прочитай все 20 резюме по очереди. Для каждого извлеки в нормализованную</w:t>
-        <w:br/>
-      </w:r>
-      <w:r>
-        <w:rPr>
-          <w:rFonts w:ascii="Consolas" w:hAnsi="Consolas"/>
-          <w:sz w:val="20"/>
-        </w:rPr>
-        <w:t>форму: ФИО, возраст, опыт в общепите (лет), последнее место работы, наличие</w:t>
-        <w:br/>
-      </w:r>
-      <w:r>
-        <w:rPr>
-          <w:rFonts w:ascii="Consolas" w:hAnsi="Consolas"/>
-          <w:sz w:val="20"/>
-        </w:rPr>
-        <w:t>сертификата SCA или аналога, локация (район Екатеринбурга), знание английского</w:t>
-        <w:br/>
-      </w:r>
-      <w:r>
-        <w:rPr>
-          <w:rFonts w:ascii="Consolas" w:hAnsi="Consolas"/>
-          <w:sz w:val="20"/>
-        </w:rPr>
-        <w:t>(базовый / разговорный / нет), готовность работать по сменному графику.</w:t>
+        <w:t>1. Прочитай все 20 резюме по очереди. Для каждого извлеки в нормализованную форму: ФИО, возраст, опыт в общепите (лет), последнее место работы, наличие сертификата SCA или аналога, локация (район Екатеринбурга), знание английского (базовый / разговорный / нет), готовность работать по сменному графику.</w:t>
         <w:br/>
       </w:r>
       <w:r>
@@ -976,15 +761,7 @@
           <w:rFonts w:ascii="Consolas" w:hAnsi="Consolas"/>
           <w:sz w:val="20"/>
         </w:rPr>
-        <w:t>2. Сохрани таблицу как output/черновики/Резюме_бариста_сводка.xlsx.</w:t>
-        <w:br/>
-      </w:r>
-      <w:r>
-        <w:rPr>
-          <w:rFonts w:ascii="Consolas" w:hAnsi="Consolas"/>
-          <w:sz w:val="20"/>
-        </w:rPr>
-        <w:t>В таблице — 20 строк, по одной на кандидата.</w:t>
+        <w:t>2. Сохрани таблицу как output/черновики/Резюме_бариста_сводка.xlsx. В таблице — 20 строк, по одной на кандидата.</w:t>
         <w:br/>
       </w:r>
       <w:r>
@@ -999,15 +776,7 @@
           <w:rFonts w:ascii="Consolas" w:hAnsi="Consolas"/>
           <w:sz w:val="20"/>
         </w:rPr>
-        <w:t>3. Поставь каждому балл от 1 до 10 по соответствию требованиям из файла</w:t>
-        <w:br/>
-      </w:r>
-      <w:r>
-        <w:rPr>
-          <w:rFonts w:ascii="Consolas" w:hAnsi="Consolas"/>
-          <w:sz w:val="20"/>
-        </w:rPr>
-        <w:t>вакансии. Балл — отдельным столбцом, обоснование в одной строке — соседним.</w:t>
+        <w:t>3. Поставь каждому балл от 1 до 10 по соответствию требованиям из файла вакансии. Балл — отдельным столбцом, обоснование в одной строке — соседним.</w:t>
         <w:br/>
       </w:r>
       <w:r>
@@ -1037,15 +806,7 @@
           <w:rFonts w:ascii="Consolas" w:hAnsi="Consolas"/>
           <w:sz w:val="20"/>
         </w:rPr>
-        <w:t>5. В конце — короткий комментарий текстом: на кого из топ-5 ставить</w:t>
-        <w:br/>
-      </w:r>
-      <w:r>
-        <w:rPr>
-          <w:rFonts w:ascii="Consolas" w:hAnsi="Consolas"/>
-          <w:sz w:val="20"/>
-        </w:rPr>
-        <w:t>приоритетное собеседование и почему.</w:t>
+        <w:t>5. В конце — короткий комментарий текстом: на кого из топ-5 ставить приоритетное собеседование и почему.</w:t>
       </w:r>
     </w:p>
     <w:p>
@@ -1053,7 +814,7 @@
         <w:pStyle w:val="Heading3"/>
       </w:pPr>
       <w:r>
-        <w:t>17. Блок 8 · Создать роль юриста</w:t>
+        <w:t>14. Блок 9 · Создать роль юриста</w:t>
       </w:r>
     </w:p>
     <w:p>
@@ -1074,7 +835,7 @@
         <w:pStyle w:val="Heading3"/>
       </w:pPr>
       <w:r>
-        <w:t>18. Блок 8 · Вызвать юриста</w:t>
+        <w:t>15. Блок 9 · Вызвать юриста</w:t>
       </w:r>
     </w:p>
     <w:p>
@@ -1087,15 +848,7 @@
           <w:rFonts w:ascii="Consolas" w:hAnsi="Consolas"/>
           <w:sz w:val="20"/>
         </w:rPr>
-        <w:t>Прочитай roles/юрист.md и работай в этой роли. Подтверди и кратко скажи,</w:t>
-        <w:br/>
-      </w:r>
-      <w:r>
-        <w:rPr>
-          <w:rFonts w:ascii="Consolas" w:hAnsi="Consolas"/>
-          <w:sz w:val="20"/>
-        </w:rPr>
-        <w:t>что у нас уже зафиксировано по юридической части.</w:t>
+        <w:t>Работай в роли юриста. Подтверди и кратко скажи, что у нас уже зафиксировано по юридической части.</w:t>
       </w:r>
     </w:p>
     <w:p>
@@ -1103,7 +856,7 @@
         <w:pStyle w:val="Heading3"/>
       </w:pPr>
       <w:r>
-        <w:t>19. Блок 8 · Вопрос юристу: три риска</w:t>
+        <w:t>16. Блок 9 · Вопрос юристу: три риска</w:t>
       </w:r>
     </w:p>
     <w:p>
@@ -1116,15 +869,7 @@
           <w:rFonts w:ascii="Consolas" w:hAnsi="Consolas"/>
           <w:sz w:val="20"/>
         </w:rPr>
-        <w:t>Назови три самых серьёзных юридических риска, которые у нас сейчас есть</w:t>
-        <w:br/>
-      </w:r>
-      <w:r>
-        <w:rPr>
-          <w:rFonts w:ascii="Consolas" w:hAnsi="Consolas"/>
-          <w:sz w:val="20"/>
-        </w:rPr>
-        <w:t>по проекту, и откуда каждый (пункт договора или документ).</w:t>
+        <w:t>Назови три самых серьёзных юридических риска, которые у нас сейчас есть по проекту, и откуда каждый (пункт договора или документ).</w:t>
       </w:r>
     </w:p>
     <w:p>
@@ -1132,7 +877,7 @@
         <w:pStyle w:val="Heading3"/>
       </w:pPr>
       <w:r>
-        <w:t>20. Блок 8 · Задача юристу: вопросы по Парковой</w:t>
+        <w:t>17. Блок 9 · Задача юристу: вопросы по Парковой</w:t>
       </w:r>
     </w:p>
     <w:p>
@@ -1145,39 +890,7 @@
           <w:rFonts w:ascii="Consolas" w:hAnsi="Consolas"/>
           <w:sz w:val="20"/>
         </w:rPr>
-        <w:t>По помещению Парковая, 22 собственник — частное лицо, готов торговаться.</w:t>
-        <w:br/>
-      </w:r>
-      <w:r>
-        <w:rPr>
-          <w:rFonts w:ascii="Consolas" w:hAnsi="Consolas"/>
-          <w:sz w:val="20"/>
-        </w:rPr>
-        <w:t>Договор пока не получили. Подготовь список из 10 вопросов и пунктов,</w:t>
-        <w:br/>
-      </w:r>
-      <w:r>
-        <w:rPr>
-          <w:rFonts w:ascii="Consolas" w:hAnsi="Consolas"/>
-          <w:sz w:val="20"/>
-        </w:rPr>
-        <w:t>которые мы должны проверить и обсудить с собственником ДО подписания договора.</w:t>
-        <w:br/>
-      </w:r>
-      <w:r>
-        <w:rPr>
-          <w:rFonts w:ascii="Consolas" w:hAnsi="Consolas"/>
-          <w:sz w:val="20"/>
-        </w:rPr>
-        <w:t>Опирайся на риски, которые мы уже выявили по другому помещению (Лесная, 7) —</w:t>
-        <w:br/>
-      </w:r>
-      <w:r>
-        <w:rPr>
-          <w:rFonts w:ascii="Consolas" w:hAnsi="Consolas"/>
-          <w:sz w:val="20"/>
-        </w:rPr>
-        <w:t>не наступать на те же грабли. Сохрани результат в Вопросы_по_Парковой.md.</w:t>
+        <w:t>По второму помещению — Парковая, 22 — собственник частное лицо, готов торговаться, договор пока не прислали. Подготовь список из 10 вопросов и пунктов, которые мы должны проверить и обсудить с собственником ДО подписания договора. Опирайся на риски, которые мы уже выявили по Лесной, 7 — не наступать на те же грабли. Сохрани результат в Вопросы_по_Парковой.md.</w:t>
       </w:r>
     </w:p>
     <w:p>
@@ -1185,7 +898,7 @@
         <w:pStyle w:val="Heading3"/>
       </w:pPr>
       <w:r>
-        <w:t>21. Блок 8.2.5 · Создать роль финансиста</w:t>
+        <w:t>18. Блок 9 · Напомнить проверить договор Парковой</w:t>
       </w:r>
     </w:p>
     <w:p>
@@ -1198,23 +911,7 @@
           <w:rFonts w:ascii="Consolas" w:hAnsi="Consolas"/>
           <w:sz w:val="20"/>
         </w:rPr>
-        <w:t>Я положил в проект папку с нашим финансовым стандартом</w:t>
-        <w:br/>
-      </w:r>
-      <w:r>
-        <w:rPr>
-          <w:rFonts w:ascii="Consolas" w:hAnsi="Consolas"/>
-          <w:sz w:val="20"/>
-        </w:rPr>
-        <w:t>(фин-стандарты). Создай роль финансиста и разбери эти</w:t>
-        <w:br/>
-      </w:r>
-      <w:r>
-        <w:rPr>
-          <w:rFonts w:ascii="Consolas" w:hAnsi="Consolas"/>
-          <w:sz w:val="20"/>
-        </w:rPr>
-        <w:t>документы — пусть они станут её опорными знаниями.</w:t>
+        <w:t>Когда придёт договор от этого собственника, надо не забыть проверить его по этим пунктам.</w:t>
       </w:r>
     </w:p>
     <w:p>
@@ -1222,7 +919,7 @@
         <w:pStyle w:val="Heading3"/>
       </w:pPr>
       <w:r>
-        <w:t>22. Блок 8.2.5 · Вопрос финансисту: нормативы</w:t>
+        <w:t>19. Блок 9 · Создать роль финансиста</w:t>
       </w:r>
     </w:p>
     <w:p>
@@ -1235,23 +932,7 @@
           <w:rFonts w:ascii="Consolas" w:hAnsi="Consolas"/>
           <w:sz w:val="20"/>
         </w:rPr>
-        <w:t>Какой у нас потолок доли аренды к выручке и целевой</w:t>
-        <w:br/>
-      </w:r>
-      <w:r>
-        <w:rPr>
-          <w:rFonts w:ascii="Consolas" w:hAnsi="Consolas"/>
-          <w:sz w:val="20"/>
-        </w:rPr>
-        <w:t>срок окупаемости точки? И уложится ли в эти рамки Лесная, 7 по тем данным,</w:t>
-        <w:br/>
-      </w:r>
-      <w:r>
-        <w:rPr>
-          <w:rFonts w:ascii="Consolas" w:hAnsi="Consolas"/>
-          <w:sz w:val="20"/>
-        </w:rPr>
-        <w:t>что уже есть в проекте?</w:t>
+        <w:t>Я положил в проект папку с нашим финансовым стандартом (фин-стандарты). Создай роль финансиста и разбери эти документы — пусть они станут её опорными знаниями.</w:t>
       </w:r>
     </w:p>
     <w:p>
@@ -1259,7 +940,7 @@
         <w:pStyle w:val="Heading3"/>
       </w:pPr>
       <w:r>
-        <w:t>23. Блок 8.2.5 · Задача финансисту: финпрофиль точки</w:t>
+        <w:t>20. Блок 9 · Вопрос финансисту: нормативы</w:t>
       </w:r>
     </w:p>
     <w:p>
@@ -1272,31 +953,28 @@
           <w:rFonts w:ascii="Consolas" w:hAnsi="Consolas"/>
           <w:sz w:val="20"/>
         </w:rPr>
-        <w:t>Посчитай суммарную финансовую нагрузку на первый год работы второй точки</w:t>
-        <w:br/>
+        <w:t>Работаем в роли финансист. Какой у нас потолок доли аренды к выручке и целевой срок окупаемости точки? И укладывается ли в эти рамки Лесная, 7 по тем данным, что уже есть в проекте?</w:t>
       </w:r>
+    </w:p>
+    <w:p>
+      <w:pPr>
+        <w:pStyle w:val="Heading3"/>
+      </w:pPr>
+      <w:r>
+        <w:t>21. Блок 9 · Задача финансисту: финпрофиль точки</w:t>
+      </w:r>
+    </w:p>
+    <w:p>
+      <w:pPr>
+        <w:shd w:val="clear" w:fill="F2F2F2"/>
+        <w:ind w:left="120"/>
+      </w:pPr>
       <w:r>
         <w:rPr>
           <w:rFonts w:ascii="Consolas" w:hAnsi="Consolas"/>
           <w:sz w:val="20"/>
         </w:rPr>
-        <w:t>по помещению Лесная, 7. Опирайся на наши нормативы (food cost, доля аренды,</w:t>
-        <w:br/>
-      </w:r>
-      <w:r>
-        <w:rPr>
-          <w:rFonts w:ascii="Consolas" w:hAnsi="Consolas"/>
-          <w:sz w:val="20"/>
-        </w:rPr>
-        <w:t>ФОТ, окупаемость) и учти юр-находки (индексация аренды 8%, страховка 3 млн).</w:t>
-        <w:br/>
-      </w:r>
-      <w:r>
-        <w:rPr>
-          <w:rFonts w:ascii="Consolas" w:hAnsi="Consolas"/>
-          <w:sz w:val="20"/>
-        </w:rPr>
-        <w:t>Среднюю выручку оцени по нашей финмодели.</w:t>
+        <w:t>Посчитай финансовый профиль второй точки по помещению Лесная, 7: суммарную нагрузку на первый год, food cost, долю аренды к выручке и срок окупаемости. Опирайся на наши нормативы (food cost, доля аренды, ФОТ, окупаемость) и учти юр-находки (индексация аренды 8% в год, страховка ответственности 3 млн). Среднюю выручку оцени по нашей финмодели, бюджет возьми из проекта.</w:t>
         <w:br/>
       </w:r>
       <w:r>
@@ -1311,15 +989,7 @@
           <w:rFonts w:ascii="Consolas" w:hAnsi="Consolas"/>
           <w:sz w:val="20"/>
         </w:rPr>
-        <w:t>Результат — короткий .docx «Финансовый профиль точки Лесная, 7»</w:t>
-        <w:br/>
-      </w:r>
-      <w:r>
-        <w:rPr>
-          <w:rFonts w:ascii="Consolas" w:hAnsi="Consolas"/>
-          <w:sz w:val="20"/>
-        </w:rPr>
-        <w:t>в output/черновики/, итог зафиксируй в базе знаний проекта.</w:t>
+        <w:t>Результат — короткий .docx «Финансовый профиль точки Лесная, 7» в output/черновики/, итог зафиксируй в базе знаний проекта.</w:t>
       </w:r>
     </w:p>
     <w:p>
@@ -1327,7 +997,7 @@
         <w:pStyle w:val="Heading3"/>
       </w:pPr>
       <w:r>
-        <w:t>24. Блок 9 · Claude in Chrome: район Парковой</w:t>
+        <w:t>22. Блок 10 · Claude in Chrome: район Парковой</w:t>
       </w:r>
     </w:p>
     <w:p>
@@ -1340,15 +1010,7 @@
           <w:rFonts w:ascii="Consolas" w:hAnsi="Consolas"/>
           <w:sz w:val="20"/>
         </w:rPr>
-        <w:t>Открой 2ГИС или Яндекс.Карты, найди адрес «Екатеринбург, Парковая, 22».</w:t>
-        <w:br/>
-      </w:r>
-      <w:r>
-        <w:rPr>
-          <w:rFonts w:ascii="Consolas" w:hAnsi="Consolas"/>
-          <w:sz w:val="20"/>
-        </w:rPr>
-        <w:t>Посмотри, что находится в радиусе 500 метров вокруг:</w:t>
+        <w:t>Открой 2ГИС или Яндекс.Карты, найди адрес «Екатеринбург, Парковая, 22». Посмотри, что находится в радиусе 500 метров вокруг:</w:t>
         <w:br/>
       </w:r>
       <w:r>
@@ -1411,7 +1073,7 @@
         <w:pStyle w:val="Heading3"/>
       </w:pPr>
       <w:r>
-        <w:t>25. Блок 9 · Запомнить обзор района</w:t>
+        <w:t>23. Блок 10 · Запомнить обзор района</w:t>
       </w:r>
     </w:p>
     <w:p>
@@ -1454,15 +1116,7 @@
           <w:rFonts w:ascii="Consolas" w:hAnsi="Consolas"/>
           <w:sz w:val="20"/>
         </w:rPr>
-        <w:t>Запомни это как знание о локации — пригодится, когда будем сравнивать</w:t>
-        <w:br/>
-      </w:r>
-      <w:r>
-        <w:rPr>
-          <w:rFonts w:ascii="Consolas" w:hAnsi="Consolas"/>
-          <w:sz w:val="20"/>
-        </w:rPr>
-        <w:t>помещения для второй точки.</w:t>
+        <w:t>Запомни это как знание о локации — пригодится, когда будем сравнивать помещения для второй точки.</w:t>
       </w:r>
     </w:p>
     <w:p>
@@ -1470,7 +1124,7 @@
         <w:pStyle w:val="Heading3"/>
       </w:pPr>
       <w:r>
-        <w:t>26. Блок 10 · Scheduled task: мониторинг конкурентов</w:t>
+        <w:t>24. Блок 11 · Scheduled task: мониторинг конкурентов</w:t>
       </w:r>
     </w:p>
     <w:p>
@@ -1483,7 +1137,7 @@
           <w:rFonts w:ascii="Consolas" w:hAnsi="Consolas"/>
           <w:sz w:val="20"/>
         </w:rPr>
-        <w:t>Открой через Claude in Chrome три сайта:</w:t>
+        <w:t>Открой через Claude in Chrome три сайта конкурентов-кофеен:</w:t>
         <w:br/>
       </w:r>
       <w:r>
@@ -1546,15 +1200,7 @@
           <w:rFonts w:ascii="Consolas" w:hAnsi="Consolas"/>
           <w:sz w:val="20"/>
         </w:rPr>
-        <w:t>— сравни с тем, что было зафиксировано вчера (если файл вчерашней сводки</w:t>
-        <w:br/>
-      </w:r>
-      <w:r>
-        <w:rPr>
-          <w:rFonts w:ascii="Consolas" w:hAnsi="Consolas"/>
-          <w:sz w:val="20"/>
-        </w:rPr>
-        <w:t xml:space="preserve">  существует в output/мониторинг/).</w:t>
+        <w:t>— сравни с тем, что было зафиксировано вчера (если файл вчерашней сводки существует в output/мониторинг/).</w:t>
         <w:br/>
       </w:r>
       <w:r>
@@ -1569,15 +1215,7 @@
           <w:rFonts w:ascii="Consolas" w:hAnsi="Consolas"/>
           <w:sz w:val="20"/>
         </w:rPr>
-        <w:t>Создай сводку как output/мониторинг/Сводка_YYYY-MM-DD.md</w:t>
-        <w:br/>
-      </w:r>
-      <w:r>
-        <w:rPr>
-          <w:rFonts w:ascii="Consolas" w:hAnsi="Consolas"/>
-          <w:sz w:val="20"/>
-        </w:rPr>
-        <w:t>(дату подставь сегодняшнюю), в которой:</w:t>
+        <w:t>Создай сводку как output/мониторинг/Сводка_YYYY-MM-DD.md (дату подставь сегодняшнюю), в которой:</w:t>
         <w:br/>
       </w:r>
       <w:r>
@@ -1601,15 +1239,7 @@
           <w:rFonts w:ascii="Consolas" w:hAnsi="Consolas"/>
           <w:sz w:val="20"/>
         </w:rPr>
-        <w:t>— флаг «срочно посмотреть» если кто-то поменял ассортимент или запустил</w:t>
-        <w:br/>
-      </w:r>
-      <w:r>
-        <w:rPr>
-          <w:rFonts w:ascii="Consolas" w:hAnsi="Consolas"/>
-          <w:sz w:val="20"/>
-        </w:rPr>
-        <w:t xml:space="preserve">  акцию ниже нашей средней цены.</w:t>
+        <w:t>— флаг «срочно посмотреть» если кто-то поменял ассортимент или запустил акцию ниже нашей средней цены.</w:t>
         <w:br/>
       </w:r>
       <w:r>
@@ -1624,15 +1254,7 @@
           <w:rFonts w:ascii="Consolas" w:hAnsi="Consolas"/>
           <w:sz w:val="20"/>
         </w:rPr>
-        <w:t>Если есть существенные изменения — допиши краткое резюме в output/мониторинг/итоги.md</w:t>
-        <w:br/>
-      </w:r>
-      <w:r>
-        <w:rPr>
-          <w:rFonts w:ascii="Consolas" w:hAnsi="Consolas"/>
-          <w:sz w:val="20"/>
-        </w:rPr>
-        <w:t>с датой. Если изменений нет — ничего не дописывай.</w:t>
+        <w:t>Если есть существенные изменения — допиши краткое резюме в output/мониторинг/итоги.md с датой. Если изменений нет — ничего не дописывай.</w:t>
         <w:br/>
       </w:r>
       <w:r>
@@ -1647,15 +1269,7 @@
           <w:rFonts w:ascii="Consolas" w:hAnsi="Consolas"/>
           <w:sz w:val="20"/>
         </w:rPr>
-        <w:t>ВАЖНО: режим Ask before acting — но для перехода между сайтами разрешение не</w:t>
-        <w:br/>
-      </w:r>
-      <w:r>
-        <w:rPr>
-          <w:rFonts w:ascii="Consolas" w:hAnsi="Consolas"/>
-          <w:sz w:val="20"/>
-        </w:rPr>
-        <w:t>спрашивай, разрешение нужно только при попытке логина или клика на «купить».</w:t>
+        <w:t>ВАЖНО: режим Ask before acting — но для перехода между сайтами разрешение не спрашивай, разрешение нужно только при попытке логина или клика на «купить».</w:t>
       </w:r>
     </w:p>
     <w:p>
@@ -1663,7 +1277,7 @@
         <w:pStyle w:val="Heading3"/>
       </w:pPr>
       <w:r>
-        <w:t>27. Блок 11 · Вводный пакет управляющему</w:t>
+        <w:t>25. Блок 12 · Вводный пакет управляющему</w:t>
       </w:r>
     </w:p>
     <w:p>
@@ -1676,39 +1290,7 @@
           <w:rFonts w:ascii="Consolas" w:hAnsi="Consolas"/>
           <w:sz w:val="20"/>
         </w:rPr>
-        <w:t>Я нанял управляющего для второй точки. Собери для него вводный пакет —</w:t>
-        <w:br/>
-      </w:r>
-      <w:r>
-        <w:rPr>
-          <w:rFonts w:ascii="Consolas" w:hAnsi="Consolas"/>
-          <w:sz w:val="20"/>
-        </w:rPr>
-        <w:t>только то, что нужно по его зоне: на каком этапе проект, какие решения</w:t>
-        <w:br/>
-      </w:r>
-      <w:r>
-        <w:rPr>
-          <w:rFonts w:ascii="Consolas" w:hAnsi="Consolas"/>
-          <w:sz w:val="20"/>
-        </w:rPr>
-        <w:t>приняты (локации, поставщик), какие риски нашли по договорам и помещениям,</w:t>
-        <w:br/>
-      </w:r>
-      <w:r>
-        <w:rPr>
-          <w:rFonts w:ascii="Consolas" w:hAnsi="Consolas"/>
-          <w:sz w:val="20"/>
-        </w:rPr>
-        <w:t>что сейчас висит и требует решения. Оформи как документ, который он загрузит</w:t>
-        <w:br/>
-      </w:r>
-      <w:r>
-        <w:rPr>
-          <w:rFonts w:ascii="Consolas" w:hAnsi="Consolas"/>
-          <w:sz w:val="20"/>
-        </w:rPr>
-        <w:t>в свой проект. Не вываливай весь бизнес — только его часть.</w:t>
+        <w:t>Я нанял управляющего для второй точки. Собери для него вводный пакет — только то, что нужно по его зоне: на каком этапе проект, какие решения приняты (локации, поставщик), какие риски нашли по договорам и помещениям, какая экономика точки, что сейчас висит и требует решения. Оформи как документ, который он загрузит в свой проект в виде контекста. Не вываливай весь бизнес — только его часть по второй точке.</w:t>
       </w:r>
     </w:p>
     <w:p>
@@ -1716,7 +1298,7 @@
         <w:pStyle w:val="Heading3"/>
       </w:pPr>
       <w:r>
-        <w:t>28. Блок 11 · Войти в проект новым сотрудником</w:t>
+        <w:t>26. Блок 12 · Войти в проект новым сотрудником</w:t>
       </w:r>
     </w:p>
     <w:p>
@@ -1729,23 +1311,7 @@
           <w:rFonts w:ascii="Consolas" w:hAnsi="Consolas"/>
           <w:sz w:val="20"/>
         </w:rPr>
-        <w:t>Разбери эти вводные — я новый управляющий второй точки кофейни «Ладья»,</w:t>
-        <w:br/>
-      </w:r>
-      <w:r>
-        <w:rPr>
-          <w:rFonts w:ascii="Consolas" w:hAnsi="Consolas"/>
-          <w:sz w:val="20"/>
-        </w:rPr>
-        <w:t>вхожу в работу сегодня. Сделай их моими рабочими знаниями и кратко скажи:</w:t>
-        <w:br/>
-      </w:r>
-      <w:r>
-        <w:rPr>
-          <w:rFonts w:ascii="Consolas" w:hAnsi="Consolas"/>
-          <w:sz w:val="20"/>
-        </w:rPr>
-        <w:t>на каком мы этапе, какие решения уже приняты, что висит на мне.</w:t>
+        <w:t>Разбери эти вводные — я новый управляющий второй точки кофейни «Ладья», вхожу в работу сегодня. Сделай их моими рабочими знаниями и кратко скажи: на каком мы этапе, какие решения уже приняты, что висит на мне.</w:t>
       </w:r>
     </w:p>
     <w:p>
@@ -1753,7 +1319,7 @@
         <w:pStyle w:val="Heading3"/>
       </w:pPr>
       <w:r>
-        <w:t>29. Блок 14 · Лендинг: разведка жемчужин</w:t>
+        <w:t>27. Блок 14 · Лендинг: разведка жемчужин</w:t>
       </w:r>
     </w:p>
     <w:p>
@@ -1766,31 +1332,7 @@
           <w:rFonts w:ascii="Consolas" w:hAnsi="Consolas"/>
           <w:sz w:val="20"/>
         </w:rPr>
-        <w:t>Денис хочет одностраничный лендинг для второй точки кофейни «Ладья»</w:t>
-        <w:br/>
-      </w:r>
-      <w:r>
-        <w:rPr>
-          <w:rFonts w:ascii="Consolas" w:hAnsi="Consolas"/>
-          <w:sz w:val="20"/>
-        </w:rPr>
-        <w:t>(Парковая, 22, Екатеринбург). Цель лендинга — wait-list ранних клиентов,</w:t>
-        <w:br/>
-      </w:r>
-      <w:r>
-        <w:rPr>
-          <w:rFonts w:ascii="Consolas" w:hAnsi="Consolas"/>
-          <w:sz w:val="20"/>
-        </w:rPr>
-        <w:t>заявки от арендодателей других подходящих помещений, и доказательство для</w:t>
-        <w:br/>
-      </w:r>
-      <w:r>
-        <w:rPr>
-          <w:rFonts w:ascii="Consolas" w:hAnsi="Consolas"/>
-          <w:sz w:val="20"/>
-        </w:rPr>
-        <w:t>инвесторов, что мы серьёзно.</w:t>
+        <w:t>Денис хочет одностраничный лендинг для второй точки кофейни «Ладья» (Парковая, 22, Екатеринбург). Цель лендинга — wait-list ранних клиентов, заявки от арендодателей других подходящих помещений, и доказательство для инвесторов, что мы серьёзно.</w:t>
         <w:br/>
       </w:r>
       <w:r>
@@ -1805,47 +1347,7 @@
           <w:rFonts w:ascii="Consolas" w:hAnsi="Consolas"/>
           <w:sz w:val="20"/>
         </w:rPr>
-        <w:t>ПЕРВЫМ ДЕЛОМ — не пиши ни строчки кода. Сначала пройдись по всему проекту:</w:t>
-        <w:br/>
-      </w:r>
-      <w:r>
-        <w:rPr>
-          <w:rFonts w:ascii="Consolas" w:hAnsi="Consolas"/>
-          <w:sz w:val="20"/>
-        </w:rPr>
-        <w:t>raw/, wiki/, output/. Найди всё, что сделает</w:t>
-        <w:br/>
-      </w:r>
-      <w:r>
-        <w:rPr>
-          <w:rFonts w:ascii="Consolas" w:hAnsi="Consolas"/>
-          <w:sz w:val="20"/>
-        </w:rPr>
-        <w:t>этот лендинг настоящим, а не шаблонным: историю основателя, ценности</w:t>
-        <w:br/>
-      </w:r>
-      <w:r>
-        <w:rPr>
-          <w:rFonts w:ascii="Consolas" w:hAnsi="Consolas"/>
-          <w:sz w:val="20"/>
-        </w:rPr>
-        <w:t>бренда, реальные отзывы клиентов, концепцию дизайна, авторские позиции</w:t>
-        <w:br/>
-      </w:r>
-      <w:r>
-        <w:rPr>
-          <w:rFonts w:ascii="Consolas" w:hAnsi="Consolas"/>
-          <w:sz w:val="20"/>
-        </w:rPr>
-        <w:t>меню, фирменные цвета, логотип, любые фото или иллюстрации. Используй</w:t>
-        <w:br/>
-      </w:r>
-      <w:r>
-        <w:rPr>
-          <w:rFonts w:ascii="Consolas" w:hAnsi="Consolas"/>
-          <w:sz w:val="20"/>
-        </w:rPr>
-        <w:t>файлы любых форматов — тексты, документы, таблицы, презентации, картинки, логотипы.</w:t>
+        <w:t>ПЕРВЫМ ДЕЛОМ — не пиши ни строчки кода. Сначала пройдись по всему проекту: raw/, wiki/, output/. Найди всё, что сделает этот лендинг настоящим, а не шаблонным: историю основателя, ценности бренда, реальные отзывы клиентов, концепцию дизайна, авторские позиции меню, фирменные цвета, логотип, любые фото или иллюстрации. Используй файлы любых форматов — тексты, документы, таблицы, презентации, картинки, логотипы.</w:t>
         <w:br/>
       </w:r>
       <w:r>
@@ -1860,23 +1362,7 @@
           <w:rFonts w:ascii="Consolas" w:hAnsi="Consolas"/>
           <w:sz w:val="20"/>
         </w:rPr>
-        <w:t>После того как найдёшь — выведи мне список «жемчужин»: что нашёл, в каком</w:t>
-        <w:br/>
-      </w:r>
-      <w:r>
-        <w:rPr>
-          <w:rFonts w:ascii="Consolas" w:hAnsi="Consolas"/>
-          <w:sz w:val="20"/>
-        </w:rPr>
-        <w:t>файле, и одной фразой почему это полезно для лендинга. Я хочу увидеть</w:t>
-        <w:br/>
-      </w:r>
-      <w:r>
-        <w:rPr>
-          <w:rFonts w:ascii="Consolas" w:hAnsi="Consolas"/>
-          <w:sz w:val="20"/>
-        </w:rPr>
-        <w:t>этот список ДО того как ты начнёшь собирать сайт.</w:t>
+        <w:t>После того как найдёшь — выведи мне список «жемчужин»: что нашёл, в каком файле, и одной фразой почему это полезно для лендинга. Я хочу увидеть этот список ДО того как ты начнёшь собирать сайт.</w:t>
         <w:br/>
       </w:r>
       <w:r>
@@ -1899,7 +1385,7 @@
         <w:pStyle w:val="Heading3"/>
       </w:pPr>
       <w:r>
-        <w:t>30. Блок 14 · Лендинг: собрать страницу</w:t>
+        <w:t>28. Блок 14 · Лендинг: собрать страницу</w:t>
       </w:r>
     </w:p>
     <w:p>
@@ -1912,39 +1398,7 @@
           <w:rFonts w:ascii="Consolas" w:hAnsi="Consolas"/>
           <w:sz w:val="20"/>
         </w:rPr>
-        <w:t>Отлично, собирай. Фото из презентации — вытащи и используй те, что</w:t>
-        <w:br/>
-      </w:r>
-      <w:r>
-        <w:rPr>
-          <w:rFonts w:ascii="Consolas" w:hAnsi="Consolas"/>
-          <w:sz w:val="20"/>
-        </w:rPr>
-        <w:t>действительно усилят страницу (не все подряд). Сделай одностраничный сайт</w:t>
-        <w:br/>
-      </w:r>
-      <w:r>
-        <w:rPr>
-          <w:rFonts w:ascii="Consolas" w:hAnsi="Consolas"/>
-          <w:sz w:val="20"/>
-        </w:rPr>
-        <w:t>**одним файлом, который открывается двойным кликом в браузере**, без сложных</w:t>
-        <w:br/>
-      </w:r>
-      <w:r>
-        <w:rPr>
-          <w:rFonts w:ascii="Consolas" w:hAnsi="Consolas"/>
-          <w:sz w:val="20"/>
-        </w:rPr>
-        <w:t>технических надстроек. Оформление и шрифты — по нашему бренду. Сохрани</w:t>
-        <w:br/>
-      </w:r>
-      <w:r>
-        <w:rPr>
-          <w:rFonts w:ascii="Consolas" w:hAnsi="Consolas"/>
-          <w:sz w:val="20"/>
-        </w:rPr>
-        <w:t>в output/черновики/landing/, фотографии — рядом, в той же папке.</w:t>
+        <w:t>Отлично, собирай. Фото из презентации — вытащи и используй те, что действительно усилят страницу (не все подряд). Сделай одностраничный сайт **одним файлом, который открывается двойным кликом в браузере**, без сложных технических надстроек. Оформление и шрифты — по нашему бренду. Сохрани в output/черновики/landing/, фотографии — рядом, в той же папке.</w:t>
         <w:br/>
       </w:r>
       <w:r>
@@ -1959,15 +1413,7 @@
           <w:rFonts w:ascii="Consolas" w:hAnsi="Consolas"/>
           <w:sz w:val="20"/>
         </w:rPr>
-        <w:t>Когда закончишь — открой файл сам, посмотри что получилось, и если видишь</w:t>
-        <w:br/>
-      </w:r>
-      <w:r>
-        <w:rPr>
-          <w:rFonts w:ascii="Consolas" w:hAnsi="Consolas"/>
-          <w:sz w:val="20"/>
-        </w:rPr>
-        <w:t>очевидное «здесь криво» — поправь до того как мне показать.</w:t>
+        <w:t>Когда закончишь — открой файл сам, посмотри что получилось, и если видишь очевидное «здесь криво» — поправь до того как мне показать.</w:t>
       </w:r>
     </w:p>
     <w:sectPr>

--- a/coffee-shop-project-materials/Промпты_воркшопа.docx
+++ b/coffee-shop-project-materials/Промпты_воркшопа.docx
@@ -151,7 +151,7 @@
           <w:rFonts w:ascii="Consolas" w:hAnsi="Consolas"/>
           <w:sz w:val="20"/>
         </w:rPr>
-        <w:t>Сохрани результат как Анализ отзывов</w:t>
+        <w:t>Сохрани результат как Анализ отзывов в формате docx.</w:t>
         <w:br/>
       </w:r>
       <w:r>
@@ -208,7 +208,7 @@
           <w:rFonts w:ascii="Consolas" w:hAnsi="Consolas"/>
           <w:sz w:val="20"/>
         </w:rPr>
-        <w:t>Теперь открой КП от поставщиков кофе (Excel с ценами и условиями).</w:t>
+        <w:t>Открой КП от поставщиков кофе (Excel с ценами и условиями).</w:t>
         <w:br/>
       </w:r>
       <w:r>
@@ -270,7 +270,7 @@
           <w:rFonts w:ascii="Consolas" w:hAnsi="Consolas"/>
           <w:sz w:val="20"/>
         </w:rPr>
-        <w:t>Сохрани новый файл как Сравнение_поставщиков_2026-06.xlsx. Исходный файл не трогай.</w:t>
+        <w:t>Сохрани новый файл как Сравнение_поставщиков_2026-06.xlsx.</w:t>
         <w:br/>
       </w:r>
       <w:r>
@@ -454,7 +454,7 @@
           <w:rFonts w:ascii="Consolas" w:hAnsi="Consolas"/>
           <w:sz w:val="20"/>
         </w:rPr>
-        <w:t>Сделай проект имейла для арендодателя с нашими замечаниями по договору. По всем критически важным пунктам укажи их текущую редакцию, предпочтительную (для нас) редакцию и обоснование запрашиваемого изменения. Документ должен быть готовым для отправки этому арендодателю.</w:t>
+        <w:t>Сделай проект имейла для арендодателя с нашими замечаниями по договору. По всем критически важным пунктам укажи их текущую редакцию, предпочтительную (для нас) редакцию и обоснование запрашиваемого изменения. Документ должен быть готовым для отправки этому арендодателю. Сохрани в формате ms word.</w:t>
       </w:r>
     </w:p>
     <w:p>
@@ -814,112 +814,7 @@
         <w:pStyle w:val="Heading3"/>
       </w:pPr>
       <w:r>
-        <w:t>14. Блок 9 · Создать роль юриста</w:t>
-      </w:r>
-    </w:p>
-    <w:p>
-      <w:pPr>
-        <w:shd w:val="clear" w:fill="F2F2F2"/>
-        <w:ind w:left="120"/>
-      </w:pPr>
-      <w:r>
-        <w:rPr>
-          <w:rFonts w:ascii="Consolas" w:hAnsi="Consolas"/>
-          <w:sz w:val="20"/>
-        </w:rPr>
-        <w:t>Создай роль юриста для нашего проекта.</w:t>
-      </w:r>
-    </w:p>
-    <w:p>
-      <w:pPr>
-        <w:pStyle w:val="Heading3"/>
-      </w:pPr>
-      <w:r>
-        <w:t>15. Блок 9 · Вызвать юриста</w:t>
-      </w:r>
-    </w:p>
-    <w:p>
-      <w:pPr>
-        <w:shd w:val="clear" w:fill="F2F2F2"/>
-        <w:ind w:left="120"/>
-      </w:pPr>
-      <w:r>
-        <w:rPr>
-          <w:rFonts w:ascii="Consolas" w:hAnsi="Consolas"/>
-          <w:sz w:val="20"/>
-        </w:rPr>
-        <w:t>Работай в роли юриста. Подтверди и кратко скажи, что у нас уже зафиксировано по юридической части.</w:t>
-      </w:r>
-    </w:p>
-    <w:p>
-      <w:pPr>
-        <w:pStyle w:val="Heading3"/>
-      </w:pPr>
-      <w:r>
-        <w:t>16. Блок 9 · Вопрос юристу: три риска</w:t>
-      </w:r>
-    </w:p>
-    <w:p>
-      <w:pPr>
-        <w:shd w:val="clear" w:fill="F2F2F2"/>
-        <w:ind w:left="120"/>
-      </w:pPr>
-      <w:r>
-        <w:rPr>
-          <w:rFonts w:ascii="Consolas" w:hAnsi="Consolas"/>
-          <w:sz w:val="20"/>
-        </w:rPr>
-        <w:t>Назови три самых серьёзных юридических риска, которые у нас сейчас есть по проекту, и откуда каждый (пункт договора или документ).</w:t>
-      </w:r>
-    </w:p>
-    <w:p>
-      <w:pPr>
-        <w:pStyle w:val="Heading3"/>
-      </w:pPr>
-      <w:r>
-        <w:t>17. Блок 9 · Задача юристу: вопросы по Парковой</w:t>
-      </w:r>
-    </w:p>
-    <w:p>
-      <w:pPr>
-        <w:shd w:val="clear" w:fill="F2F2F2"/>
-        <w:ind w:left="120"/>
-      </w:pPr>
-      <w:r>
-        <w:rPr>
-          <w:rFonts w:ascii="Consolas" w:hAnsi="Consolas"/>
-          <w:sz w:val="20"/>
-        </w:rPr>
-        <w:t>По второму помещению — Парковая, 22 — собственник частное лицо, готов торговаться, договор пока не прислали. Подготовь список из 10 вопросов и пунктов, которые мы должны проверить и обсудить с собственником ДО подписания договора. Опирайся на риски, которые мы уже выявили по Лесной, 7 — не наступать на те же грабли. Сохрани результат в Вопросы_по_Парковой.md.</w:t>
-      </w:r>
-    </w:p>
-    <w:p>
-      <w:pPr>
-        <w:pStyle w:val="Heading3"/>
-      </w:pPr>
-      <w:r>
-        <w:t>18. Блок 9 · Напомнить проверить договор Парковой</w:t>
-      </w:r>
-    </w:p>
-    <w:p>
-      <w:pPr>
-        <w:shd w:val="clear" w:fill="F2F2F2"/>
-        <w:ind w:left="120"/>
-      </w:pPr>
-      <w:r>
-        <w:rPr>
-          <w:rFonts w:ascii="Consolas" w:hAnsi="Consolas"/>
-          <w:sz w:val="20"/>
-        </w:rPr>
-        <w:t>Когда придёт договор от этого собственника, надо не забыть проверить его по этим пунктам.</w:t>
-      </w:r>
-    </w:p>
-    <w:p>
-      <w:pPr>
-        <w:pStyle w:val="Heading3"/>
-      </w:pPr>
-      <w:r>
-        <w:t>19. Блок 9 · Создать роль финансиста</w:t>
+        <w:t>14. Блок 9 · Создать роль финансиста</w:t>
       </w:r>
     </w:p>
     <w:p>
@@ -940,7 +835,7 @@
         <w:pStyle w:val="Heading3"/>
       </w:pPr>
       <w:r>
-        <w:t>20. Блок 9 · Вопрос финансисту: нормативы</w:t>
+        <w:t>15. Блок 9 · Вопрос финансисту: нормативы</w:t>
       </w:r>
     </w:p>
     <w:p>
@@ -953,7 +848,7 @@
           <w:rFonts w:ascii="Consolas" w:hAnsi="Consolas"/>
           <w:sz w:val="20"/>
         </w:rPr>
-        <w:t>Работаем в роли финансист. Какой у нас потолок доли аренды к выручке и целевой срок окупаемости точки? И укладывается ли в эти рамки Лесная, 7 по тем данным, что уже есть в проекте?</w:t>
+        <w:t>Работаем в роли финансиста. Какой у нас потолок доли аренды к выручке и целевой срок окупаемости точки? И укладывается ли в эти рамки Лесная, 7 по тем данным, что уже есть в проекте?</w:t>
       </w:r>
     </w:p>
     <w:p>
@@ -961,7 +856,7 @@
         <w:pStyle w:val="Heading3"/>
       </w:pPr>
       <w:r>
-        <w:t>21. Блок 9 · Задача финансисту: финпрофиль точки</w:t>
+        <w:t>16. Блок 9 · Задача финансисту: финпрофиль точки</w:t>
       </w:r>
     </w:p>
     <w:p>
@@ -997,7 +892,7 @@
         <w:pStyle w:val="Heading3"/>
       </w:pPr>
       <w:r>
-        <w:t>22. Блок 10 · Claude in Chrome: район Парковой</w:t>
+        <w:t>17. Блок 10 · Claude in Chrome: район Парковой</w:t>
       </w:r>
     </w:p>
     <w:p>
@@ -1073,58 +968,7 @@
         <w:pStyle w:val="Heading3"/>
       </w:pPr>
       <w:r>
-        <w:t>23. Блок 10 · Запомнить обзор района</w:t>
-      </w:r>
-    </w:p>
-    <w:p>
-      <w:pPr>
-        <w:shd w:val="clear" w:fill="F2F2F2"/>
-        <w:ind w:left="120"/>
-      </w:pPr>
-      <w:r>
-        <w:rPr>
-          <w:rFonts w:ascii="Consolas" w:hAnsi="Consolas"/>
-          <w:sz w:val="20"/>
-        </w:rPr>
-        <w:t>Вот обзор района вокруг Парковой, 22 — собрал по картам через Claude in Chrome:</w:t>
-        <w:br/>
-      </w:r>
-      <w:r>
-        <w:rPr>
-          <w:rFonts w:ascii="Consolas" w:hAnsi="Consolas"/>
-          <w:sz w:val="20"/>
-        </w:rPr>
-        <w:br/>
-      </w:r>
-      <w:r>
-        <w:rPr>
-          <w:rFonts w:ascii="Consolas" w:hAnsi="Consolas"/>
-          <w:sz w:val="20"/>
-        </w:rPr>
-        <w:t>[вставляю сюда текст обзора из боковой панели]</w:t>
-        <w:br/>
-      </w:r>
-      <w:r>
-        <w:rPr>
-          <w:rFonts w:ascii="Consolas" w:hAnsi="Consolas"/>
-          <w:sz w:val="20"/>
-        </w:rPr>
-        <w:br/>
-      </w:r>
-      <w:r>
-        <w:rPr>
-          <w:rFonts w:ascii="Consolas" w:hAnsi="Consolas"/>
-          <w:sz w:val="20"/>
-        </w:rPr>
-        <w:t>Запомни это как знание о локации — пригодится, когда будем сравнивать помещения для второй точки.</w:t>
-      </w:r>
-    </w:p>
-    <w:p>
-      <w:pPr>
-        <w:pStyle w:val="Heading3"/>
-      </w:pPr>
-      <w:r>
-        <w:t>24. Блок 11 · Scheduled task: мониторинг конкурентов</w:t>
+        <w:t>18. Блок 11 · Scheduled task: мониторинг конкурентов</w:t>
       </w:r>
     </w:p>
     <w:p>
@@ -1269,7 +1113,7 @@
           <w:rFonts w:ascii="Consolas" w:hAnsi="Consolas"/>
           <w:sz w:val="20"/>
         </w:rPr>
-        <w:t>ВАЖНО: режим Ask before acting — но для перехода между сайтами разрешение не спрашивай, разрешение нужно только при попытке логина или клика на «купить».</w:t>
+        <w:t>ВАЖНО: для перехода между сайтами разрешение не спрашивай — разрешение нужно только при попытке логина или клика на «купить».</w:t>
       </w:r>
     </w:p>
     <w:p>
@@ -1277,7 +1121,7 @@
         <w:pStyle w:val="Heading3"/>
       </w:pPr>
       <w:r>
-        <w:t>25. Блок 12 · Вводный пакет управляющему</w:t>
+        <w:t>19. Блок 12 · Вводный пакет управляющему</w:t>
       </w:r>
     </w:p>
     <w:p>
@@ -1298,7 +1142,7 @@
         <w:pStyle w:val="Heading3"/>
       </w:pPr>
       <w:r>
-        <w:t>26. Блок 12 · Войти в проект новым сотрудником</w:t>
+        <w:t>20. Блок 12 · Войти в проект новым сотрудником</w:t>
       </w:r>
     </w:p>
     <w:p>
@@ -1311,7 +1155,7 @@
           <w:rFonts w:ascii="Consolas" w:hAnsi="Consolas"/>
           <w:sz w:val="20"/>
         </w:rPr>
-        <w:t>Разбери эти вводные — я новый управляющий второй точки кофейни «Ладья», вхожу в работу сегодня. Сделай их моими рабочими знаниями и кратко скажи: на каком мы этапе, какие решения уже приняты, что висит на мне.</w:t>
+        <w:t>Разбери эти вводные — я новый управляющий второй точки кофейни «Ладья», вхожу в работу сегодня. Сделай их моими рабочими знаниями и кратко скажи: на каком мы этапе, какие решения уже приняты, что висит на мне. Файл положил в input.</w:t>
       </w:r>
     </w:p>
     <w:p>
@@ -1319,7 +1163,7 @@
         <w:pStyle w:val="Heading3"/>
       </w:pPr>
       <w:r>
-        <w:t>27. Блок 14 · Лендинг: разведка жемчужин</w:t>
+        <w:t>21. Блок 13 · Лендинг: разведка жемчужин</w:t>
       </w:r>
     </w:p>
     <w:p>
@@ -1385,7 +1229,7 @@
         <w:pStyle w:val="Heading3"/>
       </w:pPr>
       <w:r>
-        <w:t>28. Блок 14 · Лендинг: собрать страницу</w:t>
+        <w:t>22. Блок 13 · Лендинг: собрать страницу</w:t>
       </w:r>
     </w:p>
     <w:p>
@@ -1398,7 +1242,7 @@
           <w:rFonts w:ascii="Consolas" w:hAnsi="Consolas"/>
           <w:sz w:val="20"/>
         </w:rPr>
-        <w:t>Отлично, собирай. Фото из презентации — вытащи и используй те, что действительно усилят страницу (не все подряд). Сделай одностраничный сайт **одним файлом, который открывается двойным кликом в браузере**, без сложных технических надстроек. Оформление и шрифты — по нашему бренду. Сохрани в output/черновики/landing/, фотографии — рядом, в той же папке.</w:t>
+        <w:t>Отлично, собирай. Фото из презентации — вытащи и используй те, что действительно усилят страницу (не все подряд).</w:t>
         <w:br/>
       </w:r>
       <w:r>
